--- a/klagomål/S 2476-2026 FSC-klagomål.docx
+++ b/klagomål/S 2476-2026 FSC-klagomål.docx
@@ -725,7 +725,7 @@
     <w:r>
       <w:tab/>
       <w:tab/>
-      <w:t>2026-09-23</w:t>
+      <w:t>2026-09-24</w:t>
       <w:br/>
       <w:br/>
     </w:r>

--- a/klagomål/S 2476-2026 FSC-klagomål.docx
+++ b/klagomål/S 2476-2026 FSC-klagomål.docx
@@ -725,7 +725,7 @@
     <w:r>
       <w:tab/>
       <w:tab/>
-      <w:t>2026-09-24</w:t>
+      <w:t>2026-09-25</w:t>
       <w:br/>
       <w:br/>
     </w:r>

--- a/klagomål/S 2476-2026 FSC-klagomål.docx
+++ b/klagomål/S 2476-2026 FSC-klagomål.docx
@@ -725,7 +725,7 @@
     <w:r>
       <w:tab/>
       <w:tab/>
-      <w:t>2026-09-25</w:t>
+      <w:t>2026-09-26</w:t>
       <w:br/>
       <w:br/>
     </w:r>

--- a/klagomål/S 2476-2026 FSC-klagomål.docx
+++ b/klagomål/S 2476-2026 FSC-klagomål.docx
@@ -725,7 +725,7 @@
     <w:r>
       <w:tab/>
       <w:tab/>
-      <w:t>2026-09-26</w:t>
+      <w:t>2026-09-27</w:t>
       <w:br/>
       <w:br/>
     </w:r>

--- a/klagomål/S 2476-2026 FSC-klagomål.docx
+++ b/klagomål/S 2476-2026 FSC-klagomål.docx
@@ -725,7 +725,7 @@
     <w:r>
       <w:tab/>
       <w:tab/>
-      <w:t>2026-09-27</w:t>
+      <w:t>2026-09-28</w:t>
       <w:br/>
       <w:br/>
     </w:r>

--- a/klagomål/S 2476-2026 FSC-klagomål.docx
+++ b/klagomål/S 2476-2026 FSC-klagomål.docx
@@ -725,7 +725,7 @@
     <w:r>
       <w:tab/>
       <w:tab/>
-      <w:t>2026-09-28</w:t>
+      <w:t>2026-09-29</w:t>
       <w:br/>
       <w:br/>
     </w:r>

--- a/klagomål/S 2476-2026 FSC-klagomål.docx
+++ b/klagomål/S 2476-2026 FSC-klagomål.docx
@@ -725,7 +725,7 @@
     <w:r>
       <w:tab/>
       <w:tab/>
-      <w:t>2026-09-29</w:t>
+      <w:t>2026-09-30</w:t>
       <w:br/>
       <w:br/>
     </w:r>

--- a/klagomål/S 2476-2026 FSC-klagomål.docx
+++ b/klagomål/S 2476-2026 FSC-klagomål.docx
@@ -725,7 +725,7 @@
     <w:r>
       <w:tab/>
       <w:tab/>
-      <w:t>2026-09-30</w:t>
+      <w:t>2026-10-01</w:t>
       <w:br/>
       <w:br/>
     </w:r>

--- a/klagomål/S 2476-2026 FSC-klagomål.docx
+++ b/klagomål/S 2476-2026 FSC-klagomål.docx
@@ -163,7 +163,7 @@
         <w:pStyle w:val="Title"/>
       </w:pPr>
       <w:r>
-        <w:t>Inledande FSC- /PEFC-klagomål – information om höga naturvärden i samrådsanmälan S 2476-2026 i Älvdalens kommun</w:t>
+        <w:t>Inledande FSC- /PEFC-klagomål – information om höga naturvärden och fridlysta arter i samrådsanmälan S 2476-2026 i Älvdalens kommun</w:t>
       </w:r>
     </w:p>
     <w:p>
@@ -178,7 +178,7 @@
       <w:r>
         <w:drawing>
           <wp:inline xmlns:a="http://schemas.openxmlformats.org/drawingml/2006/main" xmlns:pic="http://schemas.openxmlformats.org/drawingml/2006/picture">
-            <wp:extent cx="5486400" cy="4654956"/>
+            <wp:extent cx="5486400" cy="5256386"/>
             <wp:docPr id="1" name="Picture 1"/>
             <wp:cNvGraphicFramePr>
               <a:graphicFrameLocks noChangeAspect="1"/>
@@ -199,7 +199,7 @@
                   <pic:spPr>
                     <a:xfrm>
                       <a:off x="0" y="0"/>
-                      <a:ext cx="5486400" cy="4654956"/>
+                      <a:ext cx="5486400" cy="5256386"/>
                     </a:xfrm>
                     <a:prstGeom prst="rect"/>
                   </pic:spPr>
@@ -216,12 +216,12 @@
         <w:spacing w:after="240"/>
       </w:pPr>
       <w:r>
-        <w:t>Figur 1. Fyndplatser för naturvårdsarter i samrådsanmälan. Markörer utan svart kant är placerade på fyndplatsen. Markörer med svart kant är placerade vid sidan av fyndplatsen och har ett svart streck som visar fyndplatsens exakta position. Kartans mittpunktskoordinat är N 6859341, E 384987 i SWEREF 99 TM.</w:t>
+        <w:t>Figur 1. Fyndplatser för naturvårdsarter i och inom 2 meter från samrådsanmälan. Markörer utan svart kant är placerade på fyndplatsen. Markörer med svart kant är placerade vid sidan av fyndplatsen och har ett svart streck som visar fyndplatsens exakta position. Kartans mittpunktskoordinat är N 6859341, E 384987 i SWEREF 99 TM.</w:t>
       </w:r>
     </w:p>
     <w:p>
       <w:r>
-        <w:t>I samrådsanmälan finns fynd av 5 naturvårdsarter, varav 5 är rödlistade och 2 är typiska (T): smalfotad taggsvamp (VU), blanksvart spiklav (NT), dropptaggsvamp (NT, T), kolflarnlav (NT, T) och mörk kolflarnlav (NT). Se Figur 1.</w:t>
+        <w:t>I och inom 2 meter från samrådsanmälan finns fynd av 29 naturvårdsarter, varav 22 är rödlistade, 6 är fridlysta, 13 är typiska (T) och 4 är signalarter (S): gräddporing (VU, T), Lecidea subhumida (VU), smalfotad taggsvamp (VU), tajgataggsvamp (VU), blanksvart spiklav (NT), blågrå svartspik (NT), dropptaggsvamp (NT, T), dvärgbägarlav (NT, T), kolflarnlav (NT, T), lavskrika (NT, T, §4), mjölsvärting (NT), mörk kolflarnlav (NT), skarp dropptaggsvamp (NT), svartvit taggsvamp (NT), tallriska (NT), talltaggsvamp (NT), talltita (NT, §4), vaddporing (NT), varglav (NT, §8), vedflamlav (NT), vedskivlav (NT, T), vitplätt (NT), luddlav (S, T), nästlav (S, T), plattlummer (S, T, §9), vedticka (S, T), spillkråka (T, §4), sälg (T) och tjäder (T, §4). Se Figur 1.</w:t>
       </w:r>
     </w:p>
     <w:p>
@@ -244,7 +244,45 @@
     </w:p>
     <w:p>
       <w:r>
-        <w:t>Nedan följer beskrivningar av de naturvårdsarter och fridlysta arter som har sina livsmiljöer och växtplatser i den samrådsanmälda skogen. De påträffade naturvårdsarterna är ett tydligt kvitto på att det rör sig om en skog med höga naturvärden.</w:t>
+        <w:t>Nedan följer beskrivningar av de naturvårdsarter och fridlysta arter som har sina livsmiljöer och växtplatser i den samrådsanmälda skogen. Se även ytterligare artfakta i BILAGA 1. De påträffade naturvårdsarterna är ett tydligt kvitto på att det rör sig om en skog med höga naturvärden.</w:t>
+      </w:r>
+    </w:p>
+    <w:p>
+      <w:r>
+        <w:rPr>
+          <w:b/>
+        </w:rPr>
+        <w:t>Gräddporing (VU)</w:t>
+      </w:r>
+      <w:r>
+        <w:t xml:space="preserve"> växer nästan enbart i urskogsartad barrskog på gamla, kraftigt murkna, grova och mossbelupna tallågor i något fuktiga och skuggiga lägen. Arten är placerad högst upp i Skogsstyrelsens värdepyramid för bedömning av skog med höga naturvärden och indikerar gamla och relativt orörda tallnaturskogar med höga naturvärden där det under låg tid kontinuerligt funnits inslag av grova tallågor. För att på sikt hejda artens vikande trend behöver merparten av gräddporingens nu kända växtplatser undantas från skogsbruk. Gräddporing är typisk art för </w:t>
+      </w:r>
+      <w:r>
+        <w:rPr>
+          <w:i/>
+        </w:rPr>
+        <w:t>9010 Taiga</w:t>
+      </w:r>
+      <w:r>
+        <w:t xml:space="preserve"> (SLU Artdatabanken, 2024; Nitare &amp; Skogsstyrelsen, 2019).</w:t>
+      </w:r>
+    </w:p>
+    <w:p>
+      <w:r>
+        <w:rPr>
+          <w:b/>
+          <w:i/>
+        </w:rPr>
+        <w:t xml:space="preserve">Lecidea subhumida </w:t>
+      </w:r>
+      <w:r>
+        <w:rPr>
+          <w:b/>
+        </w:rPr>
+        <w:t>(VU)</w:t>
+      </w:r>
+      <w:r>
+        <w:t xml:space="preserve"> är en skivlav som växer på ved (grenar, stam) av gamla tallar i subalpin skog. Arten påverkas negativt av brist på kontinuitetsskog och en minskning av populationen pågår eller förväntas ske. Antalet individer bedöms vara lägre än gränsvärdet för sårbar (VU) (SLU Artdatabanken, 2026).</w:t>
       </w:r>
     </w:p>
     <w:p>
@@ -263,10 +301,41 @@
         <w:rPr>
           <w:b/>
         </w:rPr>
+        <w:t xml:space="preserve">Tajgataggsvamp (VU) </w:t>
+      </w:r>
+      <w:r>
+        <w:t xml:space="preserve">är en sällsynt art som bildar mykorrhiza med tall och växer på marken under gamla tallågor, stubbar och även grenar av tall i brandpräglad torr tallskog på mager sandig mark med lång kontinuitet. Den är placerad högst upp i Skogsstyrelsens värdepyramid för bedömning av skog med höga naturvärden och flertalet växtplatser bör skyddas långsiktigt genom att öka arealen skyddad, brandpräglad, mager tallskog med trädkontinuitet. Troligtvis sammanblandas arten då och då med svartvit taggsvamp </w:t>
+      </w:r>
+      <w:r>
+        <w:rPr>
+          <w:i/>
+        </w:rPr>
+        <w:t>Phellodon connatus</w:t>
+      </w:r>
+      <w:r>
+        <w:t xml:space="preserve"> som vid DNA-undersökningar visat sig ha flera olika former. Tajgataggsvamp är globalt rödlistad som sårbar (VU) vilket innebär att Sverige har ett internationellt ansvar för arten (IUCN, 2025; SLU Artdatabanken, 2024; Nitare &amp; Skogsstyrelsen, 2019).</w:t>
+      </w:r>
+    </w:p>
+    <w:p>
+      <w:r>
+        <w:rPr>
+          <w:b/>
+        </w:rPr>
         <w:t>Blanksvart spiklav (NT)</w:t>
       </w:r>
       <w:r>
         <w:t xml:space="preserve"> förekommer på torr, hård, gammal kärnved men även på äldre ytved av tall i naturskogsartade bestånd med begränsad brandpåverkan och ostörd hydrologi. Skogsbruksåtgärder på eller i närheten av lokaler med blanksvart spiklav utgör ett hot. Naturskogsartade öppna tall- och barrblandskogar med blanksvart spiklav indikerar höga biologiska värden och bör bevaras (SLU Artdatabanken, 2024).</w:t>
+      </w:r>
+    </w:p>
+    <w:p>
+      <w:r>
+        <w:rPr>
+          <w:b/>
+        </w:rPr>
+        <w:t>Blågrå svartspik (NT)</w:t>
+      </w:r>
+      <w:r>
+        <w:t xml:space="preserve"> växer på torr, hård ved av gamla, solbelysta torrakor, högstubbar av tall och grova döda grenar på levande tallar i öppna bestånd av naturskogskaraktär. Nästan alltid rör det sig om tjärrika torrträd och högstubbar (töreved, keloträd) som kan vara en bra bit över hundra år, i vissa fall sannolikt hundratals år gamla. Skogsbruk är idag det allvarligaste hotet. Ett långsiktigt hot är att nybildningen av gamla torrakor och högstubbar är en långsam process vilken ofta är beroende av skogsbrand. Nytt substrat bildas numera sannolikt nästan inte alls då antalet naturliga skogsbränder har minskat drastiskt på grund av effektivare brandbekämpning. Döda träd som lämnas efter avverkning är inte lämpliga för arten, eftersom dessa träd inte varit utsatta för skogsbrand och bildat tjärrik ved. Skogsbruksåtgärder på eller i närheten av växtplatserna bör undvikas. Naturskogsartade skogar med förekomst av arten indikerar höga biologiska värden och bör bevaras. Blågrå svartspik har en mycket begränsad utbredning utanför de nordiska länderna varför dessa länder har ett speciellt ansvar för arten (SLU Artdatabanken, 2024).</w:t>
       </w:r>
     </w:p>
     <w:p>
@@ -294,10 +363,10 @@
         <w:rPr>
           <w:b/>
         </w:rPr>
-        <w:t>Kolflarnlav (NT)</w:t>
-      </w:r>
-      <w:r>
-        <w:t xml:space="preserve"> är brandberoende och växer nästan uteslutande på kolad hård kärnved av tall. Etableringen verkar ske först 100–300 år efter brand och nytt substrat nybildas i mycket begränsad omfattning. Avverkning av tallskog av naturskogskaraktär med spår av återkommande bränder är ett hot och mängden lämplig ved att växa på för arten minskar dels på grund av naturlig nedbrytning men framförallt på grund av att det förstörs i samband med slutavverkningar, gallringar och markberedning. Såväl kolflarnlav som mörk kolflarnlav har glänsande bålfjäll och förekommer främst i tall- och blandbarrskogar av naturskogskaraktär med spår av återkommande bränder. Skogar som dessa hyser höga biologiska värden och bör skyddas. Kolflarnlav är typisk art för </w:t>
+        <w:t>Dvärgbägarlav (NT)</w:t>
+      </w:r>
+      <w:r>
+        <w:t xml:space="preserve"> förekommer över hela Sverige på gammal hård ved, huvudsakligen på tall men i södra Sverige även på ek. Veden utgörs framförallt av grova stubbar, lågor och grenar. Substratet har blivit sällsyntare och nybildning av substrat sker bara i begränsad omfattning. Arten hotas av att grova lågor blir allt sällsyntare i dagens kulturskogar samt att nybildningen av lämpliga substrat går mycket långsamt. En riklig tillgång på gamla tall- eller eklågor måste säkerställas på artens lokaler. Dvärgbägarlav är typisk art för </w:t>
       </w:r>
       <w:r>
         <w:rPr>
@@ -306,7 +375,58 @@
         <w:t>9010 Taiga</w:t>
       </w:r>
       <w:r>
+        <w:t xml:space="preserve"> (SLU Artdatabanken, 2024; Nitare &amp; Skogsstyrelsen, 2019).</w:t>
+      </w:r>
+    </w:p>
+    <w:p>
+      <w:r>
+        <w:rPr>
+          <w:b/>
+        </w:rPr>
+        <w:t>Kolflarnlav (NT)</w:t>
+      </w:r>
+      <w:r>
+        <w:t xml:space="preserve"> är brandberoende och växer nästan uteslutande på kolad hård kärnved av tall. Etableringen verkar ske först 100–300 år efter brand och nytt substrat nybildas i mycket begränsad omfattning. Avverkning av tallskog av naturskogskaraktär med spår av återkommande bränder är ett hot och mängden lämplig ved att växa på för arten minskar dels på grund av naturlig nedbrytning men framförallt på grund av att det förstörs i samband med slutavverkningar, gallringar och markberedning. Såväl kolflarnlav som mörk kolflarnlav har glänsande bålfjäll och förekommer främst i tall- och blandbarrskogar av naturskogskaraktär med spår av återkommande bränder. Skogar som dessa hyser höga biologiska värden och bör skyddas. Kolflarnlav är typisk art för </w:t>
+      </w:r>
+      <w:r>
+        <w:rPr>
+          <w:i/>
+        </w:rPr>
+        <w:t>9010 Taiga</w:t>
+      </w:r>
+      <w:r>
         <w:t xml:space="preserve"> (SLU Artdatabanken, 2024).</w:t>
+      </w:r>
+    </w:p>
+    <w:p>
+      <w:r>
+        <w:rPr>
+          <w:b/>
+        </w:rPr>
+        <w:t>Lavskrika (NT, §4)</w:t>
+      </w:r>
+      <w:r>
+        <w:t xml:space="preserve"> är rödlistad som nära hotad och fridlyst enligt 4§ artskyddsförordningen. Den har minskat med 20 (10–30) % under de senaste 15 åren och minskningstakten bedöms vara nära gränsvärdet för sårbar (VU). Lavskrikan är en mycket stationär fågel, som häckar i äldre, slutna och hänglavsrika barrskogar. Nyckelfaktorer är flerskiktad skog med rik undervegetation samt riklig förekomst av hänglavar. Reviren är livslånga med hemområden som varierar mellan 50 och 150 ha. Inom ett revir av hög kvalitet finns det som regel ett eller flera kärnområden (1–20 ha) med relativt tät flerskiktad granskog. Arten missgynnas när flerskiktad skog omförs till enskiktade bestånd och även röjning och hård gallring är starkt negativt. Lavskrikan har relativt stora hemområden och försvinner när den äldre skogen fragmenteras, särskilt allvarligt är när kärnområdena avverkas. Den försvinner successivt framför allt vid dess utbredningsgränser och populationen har minskat kontinuerligt under 2000-talet. Lavskrika är typisk art för </w:t>
+      </w:r>
+      <w:r>
+        <w:rPr>
+          <w:i/>
+        </w:rPr>
+        <w:t>9010 Taiga</w:t>
+      </w:r>
+      <w:r>
+        <w:t xml:space="preserve"> (SLU Artdatabanken, 2026; Skogsstyrelsen 2016).</w:t>
+      </w:r>
+    </w:p>
+    <w:p>
+      <w:r>
+        <w:rPr>
+          <w:b/>
+        </w:rPr>
+        <w:t>Mjölsvärting (NT)</w:t>
+      </w:r>
+      <w:r>
+        <w:t xml:space="preserve"> växer i luckig barrskog, huvudsakligen på tallhed och i äldre skog. Mager, äldre tallskog och barrblandskog med lång trädkontinuitet bör undantas från trakthyggesbruk. Mjölsvärtingens lokaler är ofta nyckelbiotoper och bör då sparas i sin helhet (SLU Artdatabanken, 2024).</w:t>
       </w:r>
     </w:p>
     <w:p>
@@ -318,6 +438,319 @@
       </w:r>
       <w:r>
         <w:t xml:space="preserve"> är brandberoende och växer nästan uteslutande på kolad hård kärnved av tall. Arten förekommer främst i glesa, öppna tall- och blandbarrskogar av naturskogskaraktär och etableringen verkar ske sent efter brand, kanske först efter 100–300 år. Mörk kolflarnlav indikerar skog med höga naturvärden och vanligast är att den påträffas på rester av nedbrunna torrakor och högstubbar och lågstubbar som är så grova att hela innandömet är urbränt. Tall- och blandbarrskogar av naturskogskaraktär med spår av återkommande bränder hyser höga biologiska värden och bör skyddas (SLU Artdatabanken, 2024).</w:t>
+      </w:r>
+    </w:p>
+    <w:p>
+      <w:r>
+        <w:rPr>
+          <w:b/>
+        </w:rPr>
+        <w:t xml:space="preserve">Skarp dropptaggsvamp (NT) </w:t>
+      </w:r>
+      <w:r>
+        <w:t>bildar mykorrhiza med både gran och tall, främst i barrskogar med trädkontinuitet. Arten uppträder dels i näringsrik kalkbarrskog och dels i sur lavtallskog. Kalkbarrskogarna är ofta grandominerade, olikåldriga och skiktade på frisk mark med ett örtrikt vegetationsskikt. Lavtallskogarna är i regel magra, torra, ljusöppna och ofta brandpräglade. Den totala populationen i landet har minskat och bedöms fortsätta minska till följd av avverkning av äldre barrskogar. Arten har begränsad förmåga att återetablera sig efter slutavverkning eller andra storskaliga skogsbruksåtgärder. Det saknas indikationer på att arten långsiktigt kan etablera eller reproducera sig i skogsbestånd som brukas med metoder som trakthyggesbruk, markberedning, gödsling eller föryngring med förädlat plantmaterial. Minskningstakten för den svenska populationen bedöms vara nära gränsvärdet för Sårbar (VU) (SLU Artdatabanken, 2026).</w:t>
+      </w:r>
+    </w:p>
+    <w:p>
+      <w:r>
+        <w:rPr>
+          <w:b/>
+        </w:rPr>
+        <w:t xml:space="preserve">Svartvit taggsvamp (NT) </w:t>
+      </w:r>
+      <w:r>
+        <w:t>bildar mykorrhiza med tall, troligen även med gran. Den växer huvudsakligen i äldre, naturligt uppkommen skog på torr eller frisk mark och förekommer såväl på tallhedar som i mossig barrblandskog. Flera olika former har påträffats vid DNA-undersökningar av europeiskt material och det är oklart hur många former som finns i värd land. Kalavverkning av äldre skog är ett reellt hot, liksom maskinell markberedning och minskad andel självföryngring. Lokaler som fortfarande håller svampen behöver säkerställas (SLU Artdatabanken, 2024; Nitare &amp; Skogsstyrelsen, 2019).</w:t>
+      </w:r>
+    </w:p>
+    <w:p>
+      <w:r>
+        <w:rPr>
+          <w:b/>
+        </w:rPr>
+        <w:t>Tallriska (NT)</w:t>
+      </w:r>
+      <w:r>
+        <w:t xml:space="preserve"> bildar mykorrhiza med tall och växer i äldre, mager och torr tallskog med lång trädkontinuitet, såsom tallhedar och sandtallskogar. Arten hotas huvudsakligen av avverkning av äldre tallskogar och på kända lokaler bör slutavverkning, markberedning och gödsling undvikas (SLU Artdatabanken, 2024).</w:t>
+      </w:r>
+    </w:p>
+    <w:p>
+      <w:r>
+        <w:rPr>
+          <w:b/>
+        </w:rPr>
+        <w:t xml:space="preserve">Talltaggsvamp (NT) </w:t>
+      </w:r>
+      <w:r>
+        <w:t>förekommer främst i tallnaturskogar eller tallskogar av kontinuitetsskogskaraktär där den bildar mykorrhiza med tall. Särskilt frekvent är den i sandtallskogar med inslag av gamla träd, t.ex. på grusåsar, stränder och sandhedar. Arten hotas främst av skogsavverkning och tycks försvinna efter slutavverkning, markberedning och plantering. Talltaggsvamp är globalt rödlistad som nära hotad (NT) vilket innebär att Sverige har ett internationellt ansvar för arten (IUCN, 2025; SLU Artdatabanken, 2024).</w:t>
+      </w:r>
+    </w:p>
+    <w:p>
+      <w:r>
+        <w:rPr>
+          <w:b/>
+        </w:rPr>
+        <w:t>Talltita (NT, §4)</w:t>
+      </w:r>
+      <w:r>
+        <w:t>, rödlistad som nära hotad och prioriterad art i Skogsvårdslagen, har häckningsrevir i anmälan. Arten har minskat kraftigt de senaste 30 åren och minskningstakten innevarande 10-årsperiod beräknas till 20 (10–30) %. Talltitan är synnerligen trogen sitt cirka 15 hektar stora revir och är beroende av flerskiktade olikåldriga skogar för att kunna föda upp sina ungar. Talltitan försvinner om dess livsmiljö kalavverkas (Eggers &amp; Low, 2014; Ekman, 1979; Griesser et al, 2007; Klein, 2020; Siffczyk et al, 2003; SLU Artdatabanken, 2021).</w:t>
+      </w:r>
+    </w:p>
+    <w:p>
+      <w:r>
+        <w:rPr>
+          <w:b/>
+        </w:rPr>
+        <w:t xml:space="preserve">Vaddporing (NT) </w:t>
+      </w:r>
+      <w:r>
+        <w:t>är en brunrötande vednedbrytare som hittas på undersidan av liggande murken tallved i olika former. Substratet utgörs framför allt av den typ av hård, kådimpregnerad och ofta kolad tallved som skapas i brandpräglad skog. Vedtypen nybildas i mycket liten omfattning och det är sannolikt att arten upplever en utdöendeskuld. För att garantera artens fortlevnad bör man både säkra att artens växtplatser hålls intakta samt att långsiktigt säkerställa att ny ved tillkommer, allra helst i omedelbar anslutning till artens växtplatser. Skoglig gallring och annat uttag av virke innebär ett hot mot arten (SLU Artdatabanken, 2024).</w:t>
+      </w:r>
+    </w:p>
+    <w:p>
+      <w:r>
+        <w:rPr>
+          <w:b/>
+        </w:rPr>
+        <w:t>Varglav (NT, §8)</w:t>
+      </w:r>
+      <w:r>
+        <w:t xml:space="preserve"> växer på gammal, torr, hård ved, främst på torrakor och högstubbar av tall i öppna lägen, främst på myrar och i myrkanter. Lämpliga torrakor nyskapas praktiskt taget inte alls. Arten är placerad högst upp i Skogsstyrelsens värdepyramid för bedömning av skog med höga naturvärden och är fridlyst enligt 8 § artskyddsförordningen. Tidigare fanns varglav även på ved i kulturlandskapet men den har nästan helt försvunnit från denna miljö. På lokaler med riklig förekomst av varglav kan man hitta den sällsynta lavparasiten varglavsknöl (VU), som är knuten till varglav (SLU Artdatabanken, 2024; Nitare &amp; Skogsstyrelsen, 2019).</w:t>
+      </w:r>
+    </w:p>
+    <w:p>
+      <w:r>
+        <w:rPr>
+          <w:b/>
+        </w:rPr>
+        <w:t>Vedflamlav (NT)</w:t>
+      </w:r>
+      <w:r>
+        <w:t xml:space="preserve"> växer på gammal hård och torr, exponerad kärnved av tall, främst på högstubbar i ljusöppna lägen, t.ex. vid och på myrar, sjökanter, i glesa hällmarkskogar och i brandpräglade tallnaturskogar. Substratet nyskapas i begränsad omfattning och arten är en utmärkt indikator på höga naturvärden i denna skogstyp. Tall- och barrblandskogar med naturskogskaraktär och spår av bränder har ofta höga biologiska värden och bör skyddas. På vedflamlavens bål kan den sällsynta spiklaven/parasiten </w:t>
+      </w:r>
+      <w:r>
+        <w:rPr>
+          <w:i/>
+        </w:rPr>
+        <w:t>Calicium ramboldiicola</w:t>
+      </w:r>
+      <w:r>
+        <w:t xml:space="preserve"> (VU) påträffas (SLU Artdatabanken, 2026).</w:t>
+      </w:r>
+    </w:p>
+    <w:p>
+      <w:r>
+        <w:rPr>
+          <w:b/>
+        </w:rPr>
+        <w:t>Vedskivlav (NT)</w:t>
+      </w:r>
+      <w:r>
+        <w:t xml:space="preserve"> växer på gammal, torr, exponerad, hård kärnved av framförallt tall i naturskogsartade bestånd. Avverkning av tallskog av naturskogskaraktär med spår av återkommande bränder är ett hot. Mängden lämplig ved att växa på för vedskivlav minskar, dels på grund av naturlig nedbrytning men framförallt på grund av att de förstörs i samband med slutavverkningar, gallringar och markberedning. Tall- och blandbarrskogar av naturskogskaraktär med spår av återkommande bränder bör skyddas. Vedskivlav är typisk art för </w:t>
+      </w:r>
+      <w:r>
+        <w:rPr>
+          <w:i/>
+        </w:rPr>
+        <w:t>9010 Taiga</w:t>
+      </w:r>
+      <w:r>
+        <w:t xml:space="preserve"> (SLU Artdatabanken, 2024).</w:t>
+      </w:r>
+    </w:p>
+    <w:p>
+      <w:r>
+        <w:rPr>
+          <w:b/>
+        </w:rPr>
+        <w:t>Vitplätt (NT)</w:t>
+      </w:r>
+      <w:r>
+        <w:t xml:space="preserve"> är en nedbrytare av död, hård och torr tallved och orsakar brunröta. Den förekommer mest i äldre, naturskogsliknande tallskog eller blandskog med äldre tall. Arten hotas av avverkning av gammal, senvuxen tall. I södra Sverige råder brist på lämpliga habitat och arten kan inte längre sprida sig utanför sina få kända växtplatser. Lokaler med gammal tall bör undantas från skogsbruk, i synnerhet i södra Sverige (SLU Artdatabanken, 2024).</w:t>
+      </w:r>
+    </w:p>
+    <w:p>
+      <w:r>
+        <w:rPr>
+          <w:b/>
+        </w:rPr>
+        <w:t>Luddlav</w:t>
+      </w:r>
+      <w:r>
+        <w:t xml:space="preserve"> signalerar lång skoglig kontinuitet med ett stabilt lokal- och mikroklimat med hög och jämn fuktighet. Luddlav är typisk art för </w:t>
+      </w:r>
+      <w:r>
+        <w:rPr>
+          <w:i/>
+        </w:rPr>
+        <w:t>9010 Taiga,</w:t>
+      </w:r>
+      <w:r>
+        <w:t xml:space="preserve"> </w:t>
+      </w:r>
+      <w:r>
+        <w:rPr>
+          <w:i/>
+        </w:rPr>
+        <w:t xml:space="preserve">9020 Nordlig ädellövskog, 9070 Trädklädd betesmark, 9110 Näringsfattig bokskog, 9180 Ädellövskog i branter </w:t>
+      </w:r>
+      <w:r>
+        <w:t>och</w:t>
+      </w:r>
+      <w:r>
+        <w:rPr>
+          <w:i/>
+        </w:rPr>
+        <w:t xml:space="preserve"> 9190 Näringsfattig ekskog </w:t>
+      </w:r>
+      <w:r>
+        <w:t>(Nitare &amp; Skogsstyrelsen, 2019; SLU Artdatabanken, 2025).</w:t>
+      </w:r>
+    </w:p>
+    <w:p>
+      <w:r>
+        <w:rPr>
+          <w:b/>
+        </w:rPr>
+        <w:t>Nästlav</w:t>
+      </w:r>
+      <w:r>
+        <w:t xml:space="preserve"> indikerar söder om den naturliga norrlandsgränsen äldre barrskogsområden med höga naturvärden där andra ovanliga nordliga barrskogsarter kan påträffas. Nästlav är typisk art för </w:t>
+      </w:r>
+      <w:r>
+        <w:rPr>
+          <w:i/>
+        </w:rPr>
+        <w:t xml:space="preserve">9010 Taiga </w:t>
+      </w:r>
+      <w:r>
+        <w:t>(Nitare &amp; Skogsstyrelsen, 2019; SLU Artdatabanken, 2025).</w:t>
+      </w:r>
+    </w:p>
+    <w:p>
+      <w:r>
+        <w:rPr>
+          <w:b/>
+        </w:rPr>
+        <w:t>Plattlummer (§9)</w:t>
+      </w:r>
+      <w:r>
+        <w:t xml:space="preserve"> växer främst i ljusöppna sandtallskogar eller annan gles, torr och brandpräglad hedbarrskog. Den är mest frekvent i olika typer av naturskogar och kontinuitetsskogar och missgynnas markant av slutavverkning och maskinell markberedning. Söder ut i landet förekommer de närstående arterna cypresslummer (EN, §8) och mellanlummer (NT, §9), vilka båda omfattas av EU:s art- och habitatdirektiv. Plattlummer är typisk art för </w:t>
+      </w:r>
+      <w:r>
+        <w:rPr>
+          <w:i/>
+        </w:rPr>
+        <w:t xml:space="preserve">9010 Taiga </w:t>
+      </w:r>
+      <w:r>
+        <w:t>och</w:t>
+      </w:r>
+      <w:r>
+        <w:rPr>
+          <w:i/>
+        </w:rPr>
+        <w:t xml:space="preserve"> 2320 Rissandhedar </w:t>
+      </w:r>
+      <w:r>
+        <w:t>(Nitare &amp; Skogsstyrelsen, 2019; SLU Artdatabanken, 2026).</w:t>
+      </w:r>
+    </w:p>
+    <w:p>
+      <w:r>
+        <w:rPr>
+          <w:b/>
+        </w:rPr>
+        <w:t xml:space="preserve">Vedticka </w:t>
+      </w:r>
+      <w:r>
+        <w:t xml:space="preserve">är en bra signalart söder om den naturliga norrlandsgränsen. Den är huvudsakligen knuten till äldre barrskogar där det föreligger långvarig kontinuitet av död barrved. Vedticka är typisk art för </w:t>
+      </w:r>
+      <w:r>
+        <w:rPr>
+          <w:i/>
+        </w:rPr>
+        <w:t xml:space="preserve">9010 Taiga </w:t>
+      </w:r>
+      <w:r>
+        <w:t>(Nitare &amp; Skogsstyrelsen, 2019; SLU Artdatabanken, 2025).</w:t>
+      </w:r>
+    </w:p>
+    <w:p>
+      <w:r>
+        <w:rPr>
+          <w:b/>
+        </w:rPr>
+        <w:t>Spillkråka (§4)</w:t>
+      </w:r>
+      <w:r>
+        <w:t xml:space="preserve"> omfattas av bilaga 1 i EU:s fågeldirektiv och är typisk art för </w:t>
+      </w:r>
+      <w:r>
+        <w:rPr>
+          <w:i/>
+        </w:rPr>
+        <w:t xml:space="preserve">9010 Taiga </w:t>
+      </w:r>
+      <w:r>
+        <w:t>och</w:t>
+      </w:r>
+      <w:r>
+        <w:rPr>
+          <w:i/>
+        </w:rPr>
+        <w:t xml:space="preserve"> 9740 Skogsbevuxen myr</w:t>
+      </w:r>
+      <w:r>
+        <w:t>. Den behöver grova träd, främst tall, asp och bok som boträd. Skogsbruk med korta omloppstider och täta, homogena ungskogar utgör det största hotet. Spillkråka är en nyckelart i skogliga miljöer vars övergivna bohål utnyttjas av flera andra hålhäckande fågelarter och fladdermöss, däribland pärluggla (EN, §4), knipa (§4), salskrake (§4) och skogsduva (§4). Hökuggla (VU, §4) och slaguggla (§4) häckar ofta i högstubbar som brutits av i höjd med ett gammalt spillkråkebo (SLU Artdatabanken, 2026; Skogsstyrelsen, 2016).</w:t>
+      </w:r>
+    </w:p>
+    <w:p>
+      <w:r>
+        <w:rPr>
+          <w:b/>
+        </w:rPr>
+        <w:t xml:space="preserve">Sälg </w:t>
+      </w:r>
+      <w:r>
+        <w:t xml:space="preserve">är typisk art för </w:t>
+      </w:r>
+      <w:r>
+        <w:rPr>
+          <w:i/>
+        </w:rPr>
+        <w:t xml:space="preserve">9040 Fjällbjörkskog </w:t>
+      </w:r>
+      <w:r>
+        <w:t>(SLU Artdatabanken, 2025).</w:t>
+      </w:r>
+    </w:p>
+    <w:p>
+      <w:r>
+        <w:rPr>
+          <w:b/>
+        </w:rPr>
+        <w:t>Tjäder (§4)</w:t>
+      </w:r>
+      <w:r>
+        <w:t xml:space="preserve"> omfattas av bilaga 1 och 2 EU:s fågeldirektiv och är typisk art för </w:t>
+      </w:r>
+      <w:r>
+        <w:rPr>
+          <w:i/>
+        </w:rPr>
+        <w:t xml:space="preserve">9010 Taiga </w:t>
+      </w:r>
+      <w:r>
+        <w:t xml:space="preserve">och </w:t>
+      </w:r>
+      <w:r>
+        <w:rPr>
+          <w:i/>
+        </w:rPr>
+        <w:t>9740 Skogsbevuxen myr</w:t>
+      </w:r>
+      <w:r>
+        <w:t>. Tjädern är en utpräglad skogsfågel knuten till större sammanhängande barrskogsområden. Tupparna och hönorna utnyttjar till viss del olika miljöer, och habitatvalet varierar dessutom mellan olika delar av året. För att det ska finnas livskraftiga tjäderbestånd krävs funktionella skogslandskap med en blandning av uppvuxen, gles och luckig skog, täta sumpskogar, myrar och andra små våtmarker. Arten försvinner när skogen fragmenteras och den sammanlagda arealen hyggen och andra öppna områden blir för stor. Ett småskaligt och försiktigt virkesuttag genom hyggesfria metoder kan i vissa fall vara möjligt i området inom 200 m från lekcentrum. Längre ut från lekcentrum, inom 200–500 m bör den avverkade ytan inte överskrida 1 hektar för att undvika alltför stora och snabba förändringar (Skogsstyrelsen, 2019; SLU Artdatabanken, 2024).</w:t>
       </w:r>
     </w:p>
     <w:p>
@@ -372,6 +805,22 @@
       <w:r>
         <w:t>I den samrådsanmälda skogen har fridlysta arter sina livsmiljöer och växtplatser. Att skada de fridlysta arternas livsmiljöer, växtplatser eller ekologiska funktion är inte tillåtet enligt artskyddsförordningen.</w:t>
       </w:r>
+      <w:r>
+        <w:rPr>
+          <w:i/>
+        </w:rPr>
+        <w:t xml:space="preserve"> EU:s medlemsländer och skogsbolag är skyldiga att agera i enlighet med EU:s fågeldirektiv där det uttryckligen står att direktivet gäller för fåglar samt för deras ägg, bon och </w:t>
+      </w:r>
+      <w:r>
+        <w:rPr>
+          <w:b/>
+          <w:i/>
+        </w:rPr>
+        <w:t xml:space="preserve">livsmiljöer </w:t>
+      </w:r>
+      <w:r>
+        <w:t>(artikel 1). Vidare att de åtgärder som vidtas inte får leda till en försämring av den nuvarande situationen beträffande bevarandet av de fågelarter som avses i artikel 1 (artikel 13).</w:t>
+      </w:r>
     </w:p>
     <w:p>
       <w:r>
@@ -389,10 +838,18 @@
         <w:rPr>
           <w:b/>
         </w:rPr>
-        <w:t xml:space="preserve">6.4.3 </w:t>
-      </w:r>
-      <w:r>
-        <w:t>Bevarandeåtgärder genomförs för de kända förekomster av rödlistade arter som påverkas av skogsbruk.</w:t>
+        <w:t xml:space="preserve">6.4.1 </w:t>
+      </w:r>
+      <w:r>
+        <w:t>Följande biotoper undantas från alla skogsbruksåtgärder, förutom åtgärder påkallade för att bevara eller främja biotopens naturliga eller hävdbetingade biologiska mångfald:</w:t>
+      </w:r>
+    </w:p>
+    <w:p>
+      <w:pPr>
+        <w:ind w:left="357"/>
+      </w:pPr>
+      <w:r>
+        <w:t>b) nyckelbiotoper enligt Skogsstyrelsens definition och metod (1995)</w:t>
       </w:r>
     </w:p>
     <w:p>
@@ -410,7 +867,36 @@
         <w:rPr>
           <w:i/>
         </w:rPr>
-        <w:t>I det samrådsanmälda skogsområdet har 5 naturvårdsarter varav 5 rödlistade arter sina livsmiljöer och växtplatser.</w:t>
+        <w:t>I det samrådsanmälda skogsområdet har 26 rödlistade arter och signalarter påträffats. Detta ska jämföras med Skogsstyrelsens uppföljning 2017 av nyckelbiotoper som visade att man i genomsnitt hittar 20,6 olika rödlistade arter och signalarter i en nyckelbiotop (Wijk, S. 2017. Biologisk mångfald i nyckelbiotoper – Resultat från inventeringen “Uppföljning biologisk mångfald” 2009–2015. Rapport 4/2017 Skogsstyrelsen, Jönköping).</w:t>
+      </w:r>
+    </w:p>
+    <w:p>
+      <w:r>
+        <w:rPr>
+          <w:b/>
+        </w:rPr>
+        <w:t xml:space="preserve">6.4.3 </w:t>
+      </w:r>
+      <w:r>
+        <w:t>Bevarandeåtgärder genomförs för de kända förekomster av rödlistade arter som påverkas av skogsbruk.</w:t>
+      </w:r>
+    </w:p>
+    <w:p>
+      <w:pPr>
+        <w:pStyle w:val="ListBullet"/>
+      </w:pPr>
+      <w:r>
+        <w:rPr>
+          <w:b/>
+          <w:i/>
+        </w:rPr>
+        <w:t xml:space="preserve">Kommentar: </w:t>
+      </w:r>
+      <w:r>
+        <w:rPr>
+          <w:i/>
+        </w:rPr>
+        <w:t>I det samrådsanmälda skogsområdet har 29 naturvårdsarter varav 22 rödlistade arter sina livsmiljöer och växtplatser.</w:t>
       </w:r>
     </w:p>
     <w:p>
@@ -595,6 +1081,366 @@
           <w:i/>
         </w:rPr>
         <w:t>I den samrådsanmälda skogen har fridlysta arter sina livsmiljöer och växtplatser. Att skada de fridlysta arternas livsmiljöer, växtplatser eller ekologiska funktion är inte tillåtet enligt artskyddsförordningen</w:t>
+      </w:r>
+    </w:p>
+    <w:p>
+      <w:r>
+        <w:br w:type="page"/>
+      </w:r>
+    </w:p>
+    <w:p>
+      <w:pPr>
+        <w:pStyle w:val="Title"/>
+      </w:pPr>
+      <w:r>
+        <w:t>BILAGA 1 – Fridlysta arter</w:t>
+      </w:r>
+    </w:p>
+    <w:p>
+      <w:pPr>
+        <w:pStyle w:val="Heading1"/>
+      </w:pPr>
+      <w:r>
+        <w:t>Lavskrika – ekologi samt krav på livsmiljön</w:t>
+      </w:r>
+    </w:p>
+    <w:p>
+      <w:r>
+        <w:t>Lavskrika är rödlistad som nära hotad (NT), fridlyst enligt 4 § artskyddsförordningen (2007:845) och ingår i förteckningen över prioriterade arter i Skogsstyrelsens föreskrifter och allmänna råd (SKSFS 2011:7) bilaga 4. Lavskrikan är en mycket stationär fågel, som häckar i äldre, slutna och hänglavsrika barrskogar. Nyckelfaktorer är flerskiktad skog med rik undervegetation samt riklig förekomst av hänglavar (SLU Artdatabanken, 2026).</w:t>
+      </w:r>
+    </w:p>
+    <w:p>
+      <w:r>
+        <w:t xml:space="preserve">I Skogsstyrelsens vägledning för hänsyn till fåglar står bland annat att: </w:t>
+      </w:r>
+      <w:r>
+        <w:rPr>
+          <w:i/>
+        </w:rPr>
+        <w:t>“Reviren är livslånga med hemområden som varierar mellan 50 och 150 ha. Hemområdena har inga fasta gränser utan det handlar mera om de yttre gränserna för familjegruppernas rörelser. Lavskrikan undviker att förflytta sig över stora öppna områden och hemområdesstorleken är därför större i områden fragmenterade av hyggen och yngre skog än i områden med i sammanhängande äldre skog. Det finns studier som antyder att det inom ett revir bör finnas maximalt 15 % öppna ytor och ungskog. Inom ett revir av hög kvalitet finns det som regel ett eller flera kärnområden (1–20 ha) med relativt tät flerskiktad granskog.”</w:t>
+      </w:r>
+      <w:r>
+        <w:t xml:space="preserve"> Vidare att: </w:t>
+      </w:r>
+      <w:r>
+        <w:rPr>
+          <w:i/>
+        </w:rPr>
+        <w:t>“Arten missgynnas när flerskiktad skog omförs till enskiktade bestånd. Även skogsskötsel med återkommande röjning och hård gallring är starkt negativt. Lavskrikan har relativt stora hemområden och försvinner när den äldre skogen fragmenteras, särskilt allvarligt är när kärnområdena avverkas.”</w:t>
+      </w:r>
+      <w:r>
+        <w:t xml:space="preserve"> (Skogsstyrelsen 2016).</w:t>
+      </w:r>
+    </w:p>
+    <w:p>
+      <w:r>
+        <w:t xml:space="preserve">Populationen har minskat med 20 (10–30) % under de senaste 15 åren och minskningstakten bedöms vara nära gränsvärdet för sårbar (VU). Arten försvinner successivt framför allt vid dess utbredningsgränser och populationen har minskat kontinuerligt under 2000-talet. Lavskrika är typisk art för </w:t>
+      </w:r>
+      <w:r>
+        <w:rPr>
+          <w:i/>
+        </w:rPr>
+        <w:t>9010 Taiga</w:t>
+      </w:r>
+      <w:r>
+        <w:t xml:space="preserve"> (SLU Artdatabanken, 2026).</w:t>
+      </w:r>
+    </w:p>
+    <w:p>
+      <w:pPr>
+        <w:pStyle w:val="Heading2"/>
+      </w:pPr>
+      <w:r>
+        <w:t>Referenser – lavskrika</w:t>
+      </w:r>
+    </w:p>
+    <w:p>
+      <w:r>
+        <w:t xml:space="preserve">Skogsstyrelsen, 2016. </w:t>
+      </w:r>
+      <w:r>
+        <w:rPr>
+          <w:i/>
+        </w:rPr>
+        <w:t xml:space="preserve">Vägledning för hänsyn till fåglar – lavskrika. </w:t>
+      </w:r>
+      <w:r>
+        <w:t>https://www.skogsstyrelsen.se/globalassets/lag-och-tillsyn/artskydd/vagledningar-for-hansyn-till-faglar/lavskrika-vagledning-hansyn.pdf</w:t>
+      </w:r>
+    </w:p>
+    <w:p>
+      <w:r>
+        <w:t xml:space="preserve">SLU Artdatabanken, 2026. </w:t>
+      </w:r>
+      <w:r>
+        <w:rPr>
+          <w:i/>
+        </w:rPr>
+        <w:t xml:space="preserve">Artfaktablad. Naturvård – artfakta. </w:t>
+      </w:r>
+      <w:r>
+        <w:t>SLU Artdatabanken, Uppsala</w:t>
+      </w:r>
+    </w:p>
+    <w:p>
+      <w:pPr>
+        <w:pStyle w:val="Heading1"/>
+      </w:pPr>
+      <w:r>
+        <w:t>Talltita – ekologi samt krav på livsmiljön</w:t>
+      </w:r>
+    </w:p>
+    <w:p>
+      <w:r>
+        <w:t>Talltita är rödlistad som NT, fridlyst och prioriterad art i Skogsvårdslagen. Den omfattas av EU:s fågeldirektiv. Arten har minskat kraftigt de senaste 30 åren och minskningstakten innevarande 10-årsperiod beräknas till 20 (10–30) % (SLU Artdatabanken, 2022).</w:t>
+      </w:r>
+    </w:p>
+    <w:p>
+      <w:r>
+        <w:t>Talltita föredrar större sammanhängande barrskogar, och finns såväl i tallskog som granskog och i lövblandad barrskog. Skogens struktur är viktig och ska helst vara flerskiktad med riklig underväxt av mindre granar, björk och andra lövträd och buskar. Tillgång på murknande högstubbar är särskilt viktig, eftersom talltitan helst själv hackar ut sitt bohål (SLU Artdatabanken, 2022).</w:t>
+      </w:r>
+    </w:p>
+    <w:p>
+      <w:r>
+        <w:t>Det finns flera studier som visar att talltita är känslig för gallring och inte överlever när dess livsmiljö kalavverkas (Eggers and Low, 2014; Griesser et al., 2007; Klein, 2020). Talltitans revir är förhållandevis stora, 10–20 hektar och arten missgynnas när skogen fragmenteras. Kalavverkning av större delar av reviret innebär att det överges (Artdatabanken, 2021).</w:t>
+      </w:r>
+    </w:p>
+    <w:p>
+      <w:r>
+        <w:t>Talltitan är synnerligen trogen sitt revir så länge paret lever och biotopen förblir intakt. Paret stannar i sitt revir året om. En förlust av ett revir har därför en stor inverkan på den lokala populationen och trakthyggesbruket anses vara orsak till den svenska populationens kraftiga minskning. Talltiteparets revirtrohet innebär att närhelst under året man observerar en adult talltita så ingår denna plats i reviret (Siffczyk et al., 2003; Ekman, 1979).</w:t>
+      </w:r>
+    </w:p>
+    <w:p>
+      <w:pPr>
+        <w:pStyle w:val="Heading2"/>
+      </w:pPr>
+      <w:r>
+        <w:t>Referenser – talltita</w:t>
+      </w:r>
+    </w:p>
+    <w:p>
+      <w:r>
+        <w:t xml:space="preserve">Eggers, S., Low, M., 2014. </w:t>
+      </w:r>
+      <w:r>
+        <w:rPr>
+          <w:i/>
+        </w:rPr>
+        <w:t xml:space="preserve">Differential demographic responses of sympatric Parids to vegetation management in boreal forest. </w:t>
+      </w:r>
+      <w:r>
+        <w:t>For. Ecol. Manage. 319, 169–175.</w:t>
+      </w:r>
+    </w:p>
+    <w:p>
+      <w:r>
+        <w:t xml:space="preserve">Ekman, J., 1979. </w:t>
+      </w:r>
+      <w:r>
+        <w:rPr>
+          <w:i/>
+        </w:rPr>
+        <w:t xml:space="preserve">Coherence, composition and territories of winter social groups of the Willow Tit Parus montanus and the Crested Tit P. cristatus. </w:t>
+      </w:r>
+      <w:r>
+        <w:t>Ornis Scandinavica, 10, pp 56–68</w:t>
+      </w:r>
+    </w:p>
+    <w:p>
+      <w:r>
+        <w:t xml:space="preserve">Griesser, M., Nystrand, M., Eggers, S., Ekman, J., 2007. </w:t>
+      </w:r>
+      <w:r>
+        <w:rPr>
+          <w:i/>
+        </w:rPr>
+        <w:t xml:space="preserve">Impact of forestry practices on fitness correlates and population productivity in an open-nesting bird species. </w:t>
+      </w:r>
+      <w:r>
+        <w:t>Conserv. Biol. 21, 767–774. https://doi.org/10.1111/j.1523- 1739.2007.00675.x</w:t>
+      </w:r>
+    </w:p>
+    <w:p>
+      <w:r>
+        <w:t xml:space="preserve">Klein, J., 2020. </w:t>
+      </w:r>
+      <w:r>
+        <w:rPr>
+          <w:i/>
+        </w:rPr>
+        <w:t xml:space="preserve">The forgotten forest – On thinning, retention, and biodiversity in the boreal forest. </w:t>
+      </w:r>
+      <w:r>
+        <w:t>Doctoral Thesis No. 2020:50</w:t>
+      </w:r>
+    </w:p>
+    <w:p>
+      <w:r>
+        <w:t xml:space="preserve">Siffczyk, C., Brotons, L., Kangas, K., Orell, M., 2003. </w:t>
+      </w:r>
+      <w:r>
+        <w:rPr>
+          <w:i/>
+        </w:rPr>
+        <w:t xml:space="preserve">Home range size of willow tits. </w:t>
+      </w:r>
+      <w:r>
+        <w:t>Oecologica, 136, 635–642 (2003)</w:t>
+      </w:r>
+    </w:p>
+    <w:p>
+      <w:r>
+        <w:t xml:space="preserve">SLU Artdatabanken, 2021. </w:t>
+      </w:r>
+      <w:r>
+        <w:rPr>
+          <w:i/>
+        </w:rPr>
+        <w:t xml:space="preserve">Artfaktablad. Naturvård – artfakta. </w:t>
+      </w:r>
+      <w:r>
+        <w:t>SLU Artdatabanken, Uppsala</w:t>
+      </w:r>
+    </w:p>
+    <w:p>
+      <w:pPr>
+        <w:pStyle w:val="Heading1"/>
+      </w:pPr>
+      <w:r>
+        <w:t>Spillkråka – ekologi samt krav på livsmiljön</w:t>
+      </w:r>
+    </w:p>
+    <w:p>
+      <w:r>
+        <w:t xml:space="preserve">Spillkråka (§4) ingår i bilaga 1 EU:s fågeldirektiv och är typisk art för </w:t>
+      </w:r>
+      <w:r>
+        <w:rPr>
+          <w:i/>
+        </w:rPr>
+        <w:t xml:space="preserve">9010 Taiga </w:t>
+      </w:r>
+      <w:r>
+        <w:t>och</w:t>
+      </w:r>
+      <w:r>
+        <w:rPr>
+          <w:i/>
+        </w:rPr>
+        <w:t xml:space="preserve"> 9740 Skogsbevuxen myr</w:t>
+      </w:r>
+      <w:r>
+        <w:t>. Den lever i både barr- och blandskog liksom i ren lövskog. De tätaste populationerna tenderar att finnas i äldre, variationsrik blandskog med gott om död ved och gamla träd. Varje par utnyttjar 400–1000 hektar skog beroende på skogens kvalitet. Skogsbruk med korta omloppstider och täta, homogena ungskogar utgör det största hotet (SLU Artdatabanken, 2026).</w:t>
+      </w:r>
+    </w:p>
+    <w:p>
+      <w:r>
+        <w:t>Spillkråka är en nyckelart i skogliga miljöer vars övergivna bohål utnyttjas av flera andra hålhäckande fågelarter och fladdermöss, däribland pärluggla (EN, §4), knipa (§4), salskrake (§4) och skogsduva (§4). Hökuggla (VU, §4) och slaguggla (§4) häckar ofta i högstubbar som brutits av i höjd med ett gammalt spillkråkebo (Skogsstyrelsen, 2016).</w:t>
+      </w:r>
+    </w:p>
+    <w:p>
+      <w:pPr>
+        <w:pStyle w:val="Heading2"/>
+      </w:pPr>
+      <w:r>
+        <w:t>Referenser – spillkråka</w:t>
+      </w:r>
+    </w:p>
+    <w:p>
+      <w:r>
+        <w:t xml:space="preserve">Skogsstyrelsen, 2016. </w:t>
+      </w:r>
+      <w:r>
+        <w:rPr>
+          <w:i/>
+        </w:rPr>
+        <w:t xml:space="preserve">Vägledning för hänsyn till spillkråka. </w:t>
+      </w:r>
+      <w:r>
+        <w:t>Vägledningar och kunskapsstöd artskydd – Skogsstyrelsen.</w:t>
+      </w:r>
+    </w:p>
+    <w:p>
+      <w:r>
+        <w:t xml:space="preserve">SLU Artdatabanken, 2026. </w:t>
+      </w:r>
+      <w:r>
+        <w:rPr>
+          <w:i/>
+        </w:rPr>
+        <w:t xml:space="preserve">Artfaktablad. Naturvård – artfakta. </w:t>
+      </w:r>
+      <w:r>
+        <w:t>SLU Artdatabanken, Uppsala.</w:t>
+      </w:r>
+    </w:p>
+    <w:p>
+      <w:pPr>
+        <w:pStyle w:val="Heading1"/>
+      </w:pPr>
+      <w:r>
+        <w:t>Tjäder – ekologi samt krav på livsmiljön</w:t>
+      </w:r>
+    </w:p>
+    <w:p>
+      <w:r>
+        <w:t xml:space="preserve">Tjäder (§4) omfattas av bilaga 1 och 2 EU:s fågeldirektiv och är typisk art för </w:t>
+      </w:r>
+      <w:r>
+        <w:rPr>
+          <w:i/>
+        </w:rPr>
+        <w:t xml:space="preserve">9010 Taiga </w:t>
+      </w:r>
+      <w:r>
+        <w:t xml:space="preserve">och </w:t>
+      </w:r>
+      <w:r>
+        <w:rPr>
+          <w:i/>
+        </w:rPr>
+        <w:t>9740 Skogsbevuxen myr</w:t>
+      </w:r>
+      <w:r>
+        <w:t>. Tjädern är en utpräglad skogsfågel knuten till större sammanhängande barrskogsområden. Tupparna och hönorna utnyttjar till viss del olika miljöer, och habitatvalet varierar dessutom mellan olika delar av året. För att det ska finnas livskraftiga tjäderbestånd krävs funktionella skogslandskap med en blandning av uppvuxen, gles och luckig skog, täta sumpskogar, myrar och andra små våtmarker (Skogsstyrelsen, 2019; SLU Artdatabanken 2024).</w:t>
+      </w:r>
+    </w:p>
+    <w:p>
+      <w:r>
+        <w:t>Arten försvinner när skogen fragmenteras och den sammanlagda arealen hyggen och andra öppna områden blir för stor. Ett småskaligt och försiktigt virkesuttag genom hyggesfria metoder kan i vissa fall vara möjligt i området inom 200 m från lekcentrum. Längre ut från lekcentrum, inom 200–500 m bör den avverkade ytan inte överskrida 1 hektar för att undvika alltför stora och snabba förändringar (Skogsstyrelsen, 2019).</w:t>
+      </w:r>
+    </w:p>
+    <w:p>
+      <w:pPr>
+        <w:pStyle w:val="Heading2"/>
+      </w:pPr>
+      <w:r>
+        <w:t>Referenser – tjäder</w:t>
+      </w:r>
+    </w:p>
+    <w:p>
+      <w:r>
+        <w:t xml:space="preserve">Skogsstyrelsen, 2019. </w:t>
+      </w:r>
+      <w:r>
+        <w:rPr>
+          <w:i/>
+        </w:rPr>
+        <w:t>Vägledning för hänsyn till fåglar – tjäder.</w:t>
+      </w:r>
+    </w:p>
+    <w:p>
+      <w:r>
+        <w:t xml:space="preserve">SLU Artdatabanken, 2024. </w:t>
+      </w:r>
+      <w:r>
+        <w:rPr>
+          <w:i/>
+        </w:rPr>
+        <w:t xml:space="preserve">Artfaktablad. Naturvård – artfakta. </w:t>
+      </w:r>
+      <w:r>
+        <w:t>SLU Artdatabanken, Uppsala</w:t>
       </w:r>
     </w:p>
     <w:sectPr>
@@ -725,7 +1571,7 @@
     <w:r>
       <w:tab/>
       <w:tab/>
-      <w:t>2026-10-01</w:t>
+      <w:t>2026-10-02</w:t>
       <w:br/>
       <w:br/>
     </w:r>

--- a/klagomål/S 2476-2026 FSC-klagomål.docx
+++ b/klagomål/S 2476-2026 FSC-klagomål.docx
@@ -1571,7 +1571,7 @@
     <w:r>
       <w:tab/>
       <w:tab/>
-      <w:t>2026-10-02</w:t>
+      <w:t>2026-10-03</w:t>
       <w:br/>
       <w:br/>
     </w:r>

--- a/klagomål/S 2476-2026 FSC-klagomål.docx
+++ b/klagomål/S 2476-2026 FSC-klagomål.docx
@@ -1571,7 +1571,7 @@
     <w:r>
       <w:tab/>
       <w:tab/>
-      <w:t>2026-10-03</w:t>
+      <w:t>2026-10-04</w:t>
       <w:br/>
       <w:br/>
     </w:r>

--- a/klagomål/S 2476-2026 FSC-klagomål.docx
+++ b/klagomål/S 2476-2026 FSC-klagomål.docx
@@ -1571,7 +1571,7 @@
     <w:r>
       <w:tab/>
       <w:tab/>
-      <w:t>2026-10-04</w:t>
+      <w:t>2026-10-05</w:t>
       <w:br/>
       <w:br/>
     </w:r>

--- a/klagomål/S 2476-2026 FSC-klagomål.docx
+++ b/klagomål/S 2476-2026 FSC-klagomål.docx
@@ -1571,7 +1571,7 @@
     <w:r>
       <w:tab/>
       <w:tab/>
-      <w:t>2026-10-05</w:t>
+      <w:t>2026-10-06</w:t>
       <w:br/>
       <w:br/>
     </w:r>

--- a/klagomål/S 2476-2026 FSC-klagomål.docx
+++ b/klagomål/S 2476-2026 FSC-klagomål.docx
@@ -1571,7 +1571,7 @@
     <w:r>
       <w:tab/>
       <w:tab/>
-      <w:t>2026-10-06</w:t>
+      <w:t>2026-10-07</w:t>
       <w:br/>
       <w:br/>
     </w:r>

--- a/klagomål/S 2476-2026 FSC-klagomål.docx
+++ b/klagomål/S 2476-2026 FSC-klagomål.docx
@@ -1571,7 +1571,7 @@
     <w:r>
       <w:tab/>
       <w:tab/>
-      <w:t>2026-10-07</w:t>
+      <w:t>2026-10-08</w:t>
       <w:br/>
       <w:br/>
     </w:r>

--- a/klagomål/S 2476-2026 FSC-klagomål.docx
+++ b/klagomål/S 2476-2026 FSC-klagomål.docx
@@ -1571,7 +1571,7 @@
     <w:r>
       <w:tab/>
       <w:tab/>
-      <w:t>2026-10-08</w:t>
+      <w:t>2026-10-09</w:t>
       <w:br/>
       <w:br/>
     </w:r>

--- a/klagomål/S 2476-2026 FSC-klagomål.docx
+++ b/klagomål/S 2476-2026 FSC-klagomål.docx
@@ -1571,7 +1571,7 @@
     <w:r>
       <w:tab/>
       <w:tab/>
-      <w:t>2026-10-09</w:t>
+      <w:t>2026-10-10</w:t>
       <w:br/>
       <w:br/>
     </w:r>

--- a/klagomål/S 2476-2026 FSC-klagomål.docx
+++ b/klagomål/S 2476-2026 FSC-klagomål.docx
@@ -1571,7 +1571,7 @@
     <w:r>
       <w:tab/>
       <w:tab/>
-      <w:t>2026-10-10</w:t>
+      <w:t>2026-10-11</w:t>
       <w:br/>
       <w:br/>
     </w:r>

--- a/klagomål/S 2476-2026 FSC-klagomål.docx
+++ b/klagomål/S 2476-2026 FSC-klagomål.docx
@@ -1571,7 +1571,7 @@
     <w:r>
       <w:tab/>
       <w:tab/>
-      <w:t>2026-10-11</w:t>
+      <w:t>2026-10-12</w:t>
       <w:br/>
       <w:br/>
     </w:r>

--- a/klagomål/S 2476-2026 FSC-klagomål.docx
+++ b/klagomål/S 2476-2026 FSC-klagomål.docx
@@ -1571,7 +1571,7 @@
     <w:r>
       <w:tab/>
       <w:tab/>
-      <w:t>2026-10-12</w:t>
+      <w:t>2026-10-13</w:t>
       <w:br/>
       <w:br/>
     </w:r>

--- a/klagomål/S 2476-2026 FSC-klagomål.docx
+++ b/klagomål/S 2476-2026 FSC-klagomål.docx
@@ -1571,7 +1571,7 @@
     <w:r>
       <w:tab/>
       <w:tab/>
-      <w:t>2026-10-13</w:t>
+      <w:t>2026-10-14</w:t>
       <w:br/>
       <w:br/>
     </w:r>

--- a/klagomål/S 2476-2026 FSC-klagomål.docx
+++ b/klagomål/S 2476-2026 FSC-klagomål.docx
@@ -1571,7 +1571,7 @@
     <w:r>
       <w:tab/>
       <w:tab/>
-      <w:t>2026-10-14</w:t>
+      <w:t>2026-10-15</w:t>
       <w:br/>
       <w:br/>
     </w:r>

--- a/klagomål/S 2476-2026 FSC-klagomål.docx
+++ b/klagomål/S 2476-2026 FSC-klagomål.docx
@@ -1571,7 +1571,7 @@
     <w:r>
       <w:tab/>
       <w:tab/>
-      <w:t>2026-10-15</w:t>
+      <w:t>2026-10-16</w:t>
       <w:br/>
       <w:br/>
     </w:r>

--- a/klagomål/S 2476-2026 FSC-klagomål.docx
+++ b/klagomål/S 2476-2026 FSC-klagomål.docx
@@ -1571,7 +1571,7 @@
     <w:r>
       <w:tab/>
       <w:tab/>
-      <w:t>2026-10-16</w:t>
+      <w:t>2026-10-17</w:t>
       <w:br/>
       <w:br/>
     </w:r>

--- a/klagomål/S 2476-2026 FSC-klagomål.docx
+++ b/klagomål/S 2476-2026 FSC-klagomål.docx
@@ -1571,7 +1571,7 @@
     <w:r>
       <w:tab/>
       <w:tab/>
-      <w:t>2026-10-17</w:t>
+      <w:t>2026-10-18</w:t>
       <w:br/>
       <w:br/>
     </w:r>

--- a/klagomål/S 2476-2026 FSC-klagomål.docx
+++ b/klagomål/S 2476-2026 FSC-klagomål.docx
@@ -1571,7 +1571,7 @@
     <w:r>
       <w:tab/>
       <w:tab/>
-      <w:t>2026-10-18</w:t>
+      <w:t>2026-10-19</w:t>
       <w:br/>
       <w:br/>
     </w:r>

--- a/klagomål/S 2476-2026 FSC-klagomål.docx
+++ b/klagomål/S 2476-2026 FSC-klagomål.docx
@@ -1571,7 +1571,7 @@
     <w:r>
       <w:tab/>
       <w:tab/>
-      <w:t>2026-10-19</w:t>
+      <w:t>2026-10-20</w:t>
       <w:br/>
       <w:br/>
     </w:r>

--- a/klagomål/S 2476-2026 FSC-klagomål.docx
+++ b/klagomål/S 2476-2026 FSC-klagomål.docx
@@ -1571,7 +1571,7 @@
     <w:r>
       <w:tab/>
       <w:tab/>
-      <w:t>2026-10-20</w:t>
+      <w:t>2026-10-21</w:t>
       <w:br/>
       <w:br/>
     </w:r>

--- a/klagomål/S 2476-2026 FSC-klagomål.docx
+++ b/klagomål/S 2476-2026 FSC-klagomål.docx
@@ -1571,7 +1571,7 @@
     <w:r>
       <w:tab/>
       <w:tab/>
-      <w:t>2026-10-21</w:t>
+      <w:t>2026-10-22</w:t>
       <w:br/>
       <w:br/>
     </w:r>

--- a/klagomål/S 2476-2026 FSC-klagomål.docx
+++ b/klagomål/S 2476-2026 FSC-klagomål.docx
@@ -1571,7 +1571,7 @@
     <w:r>
       <w:tab/>
       <w:tab/>
-      <w:t>2026-10-22</w:t>
+      <w:t>2026-10-23</w:t>
       <w:br/>
       <w:br/>
     </w:r>

--- a/klagomål/S 2476-2026 FSC-klagomål.docx
+++ b/klagomål/S 2476-2026 FSC-klagomål.docx
@@ -1571,7 +1571,7 @@
     <w:r>
       <w:tab/>
       <w:tab/>
-      <w:t>2026-10-23</w:t>
+      <w:t>2026-10-24</w:t>
       <w:br/>
       <w:br/>
     </w:r>

--- a/klagomål/S 2476-2026 FSC-klagomål.docx
+++ b/klagomål/S 2476-2026 FSC-klagomål.docx
@@ -1571,7 +1571,7 @@
     <w:r>
       <w:tab/>
       <w:tab/>
-      <w:t>2026-10-24</w:t>
+      <w:t>2026-10-25</w:t>
       <w:br/>
       <w:br/>
     </w:r>

--- a/klagomål/S 2476-2026 FSC-klagomål.docx
+++ b/klagomål/S 2476-2026 FSC-klagomål.docx
@@ -1571,7 +1571,7 @@
     <w:r>
       <w:tab/>
       <w:tab/>
-      <w:t>2026-10-25</w:t>
+      <w:t>2026-10-26</w:t>
       <w:br/>
       <w:br/>
     </w:r>

--- a/klagomål/S 2476-2026 FSC-klagomål.docx
+++ b/klagomål/S 2476-2026 FSC-klagomål.docx
@@ -1571,7 +1571,7 @@
     <w:r>
       <w:tab/>
       <w:tab/>
-      <w:t>2026-10-26</w:t>
+      <w:t>2026-10-27</w:t>
       <w:br/>
       <w:br/>
     </w:r>

--- a/klagomål/S 2476-2026 FSC-klagomål.docx
+++ b/klagomål/S 2476-2026 FSC-klagomål.docx
@@ -1571,7 +1571,7 @@
     <w:r>
       <w:tab/>
       <w:tab/>
-      <w:t>2026-10-27</w:t>
+      <w:t>2026-10-28</w:t>
       <w:br/>
       <w:br/>
     </w:r>

--- a/klagomål/S 2476-2026 FSC-klagomål.docx
+++ b/klagomål/S 2476-2026 FSC-klagomål.docx
@@ -1571,7 +1571,7 @@
     <w:r>
       <w:tab/>
       <w:tab/>
-      <w:t>2026-10-28</w:t>
+      <w:t>2026-10-29</w:t>
       <w:br/>
       <w:br/>
     </w:r>

--- a/klagomål/S 2476-2026 FSC-klagomål.docx
+++ b/klagomål/S 2476-2026 FSC-klagomål.docx
@@ -1571,7 +1571,7 @@
     <w:r>
       <w:tab/>
       <w:tab/>
-      <w:t>2026-10-29</w:t>
+      <w:t>2026-10-31</w:t>
       <w:br/>
       <w:br/>
     </w:r>
